--- a/docx4j-core-tests/src/test/resources/text-extraction/phase0/extraction-probe-inspect.docx
+++ b/docx4j-core-tests/src/test/resources/text-extraction/phase0/extraction-probe-inspect.docx
@@ -8,7 +8,7 @@
         <w:pStyle w:val="Title"/>
       </w:pPr>
       <w:r>
-        <w:t xml:space="preserve">Text extraction probe, inspection cases (58 to 67)</w:t>
+        <w:t xml:space="preserve">Text extraction probe, inspection cases (58 to 74)</w:t>
       </w:r>
     </w:p>
     <w:p>
@@ -1353,6 +1353,360 @@
         </w:sdtContent>
       </w:sdt>
     </w:p>
+    <w:p>
+      <w:pPr>
+        <w:pStyle w:val="Heading2"/>
+      </w:pPr>
+      <w:r>
+        <w:t xml:space="preserve">Case 68: an SVG-only picture: text with tspan and textPath</w:t>
+      </w:r>
+    </w:p>
+    <w:p>
+      <w:r>
+        <w:t xml:space="preserve">SVG only (a:blip names the SVG, no raster copy): </w:t>
+      </w:r>
+      <w:r>
+        <w:drawing>
+          <wp:inline distT="0" distB="0" distL="0" distR="0">
+            <wp:extent cx="1828800" cy="914400"/>
+            <wp:effectExtent l="0" t="0" r="0" b="0"/>
+            <wp:docPr id="11" name="Picture 11" descr="SVG68_DESCR"/>
+            <wp:cNvGraphicFramePr>
+              <a:graphicFrameLocks noChangeAspect="1"/>
+            </wp:cNvGraphicFramePr>
+            <a:graphic>
+              <a:graphicData uri="http://schemas.openxmlformats.org/drawingml/2006/picture">
+                <pic:pic>
+                  <pic:nvPicPr>
+                    <pic:cNvPr id="0" name="Picture 11"/>
+                    <pic:cNvPicPr/>
+                  </pic:nvPicPr>
+                  <pic:blipFill>
+                    <a:blip r:embed="rId25"/>
+                    <a:stretch>
+                      <a:fillRect/>
+                    </a:stretch>
+                  </pic:blipFill>
+                  <pic:spPr>
+                    <a:xfrm>
+                      <a:off x="0" y="0"/>
+                      <a:ext cx="1828800" cy="914400"/>
+                    </a:xfrm>
+                    <a:prstGeom prst="rect">
+                      <a:avLst/>
+                    </a:prstGeom>
+                  </pic:spPr>
+                </pic:pic>
+              </a:graphicData>
+            </a:graphic>
+          </wp:inline>
+        </w:drawing>
+      </w:r>
+    </w:p>
+    <w:p>
+      <w:pPr>
+        <w:pStyle w:val="Heading2"/>
+      </w:pPr>
+      <w:r>
+        <w:t xml:space="preserve">Case 69: two pictures showing one SVG part, each with the raster copy Word keeps</w:t>
+      </w:r>
+    </w:p>
+    <w:p>
+      <w:r>
+        <w:t xml:space="preserve">First: </w:t>
+      </w:r>
+      <w:r>
+        <w:drawing>
+          <wp:inline distT="0" distB="0" distL="0" distR="0">
+            <wp:extent cx="1828800" cy="914400"/>
+            <wp:effectExtent l="0" t="0" r="0" b="0"/>
+            <wp:docPr id="12" name="Picture 12" descr="SVG69_FIRST_DESCR"/>
+            <wp:cNvGraphicFramePr>
+              <a:graphicFrameLocks noChangeAspect="1"/>
+            </wp:cNvGraphicFramePr>
+            <a:graphic>
+              <a:graphicData uri="http://schemas.openxmlformats.org/drawingml/2006/picture">
+                <pic:pic>
+                  <pic:nvPicPr>
+                    <pic:cNvPr id="0" name="Picture 12"/>
+                    <pic:cNvPicPr/>
+                  </pic:nvPicPr>
+                  <pic:blipFill>
+                    <a:blip r:embed="rId27">
+                      <a:extLst>
+                        <a:ext uri="{96DAC541-7B7A-43D3-8B79-37D633B846F1}">
+                          <asvg:svgBlip xmlns:asvg="http://schemas.microsoft.com/office/drawing/2016/SVG/main" r:embed="rId26"/>
+                        </a:ext>
+                      </a:extLst>
+                    </a:blip>
+                    <a:stretch>
+                      <a:fillRect/>
+                    </a:stretch>
+                  </pic:blipFill>
+                  <pic:spPr>
+                    <a:xfrm>
+                      <a:off x="0" y="0"/>
+                      <a:ext cx="1828800" cy="914400"/>
+                    </a:xfrm>
+                    <a:prstGeom prst="rect">
+                      <a:avLst/>
+                    </a:prstGeom>
+                  </pic:spPr>
+                </pic:pic>
+              </a:graphicData>
+            </a:graphic>
+          </wp:inline>
+        </w:drawing>
+      </w:r>
+      <w:r>
+        <w:t xml:space="preserve"> second: </w:t>
+      </w:r>
+      <w:r>
+        <w:drawing>
+          <wp:inline distT="0" distB="0" distL="0" distR="0">
+            <wp:extent cx="1828800" cy="914400"/>
+            <wp:effectExtent l="0" t="0" r="0" b="0"/>
+            <wp:docPr id="13" name="Picture 13" descr="SVG69_SECOND_DESCR"/>
+            <wp:cNvGraphicFramePr>
+              <a:graphicFrameLocks noChangeAspect="1"/>
+            </wp:cNvGraphicFramePr>
+            <a:graphic>
+              <a:graphicData uri="http://schemas.openxmlformats.org/drawingml/2006/picture">
+                <pic:pic>
+                  <pic:nvPicPr>
+                    <pic:cNvPr id="0" name="Picture 13"/>
+                    <pic:cNvPicPr/>
+                  </pic:nvPicPr>
+                  <pic:blipFill>
+                    <a:blip r:embed="rId27">
+                      <a:extLst>
+                        <a:ext uri="{96DAC541-7B7A-43D3-8B79-37D633B846F1}">
+                          <asvg:svgBlip xmlns:asvg="http://schemas.microsoft.com/office/drawing/2016/SVG/main" r:embed="rId26"/>
+                        </a:ext>
+                      </a:extLst>
+                    </a:blip>
+                    <a:stretch>
+                      <a:fillRect/>
+                    </a:stretch>
+                  </pic:blipFill>
+                  <pic:spPr>
+                    <a:xfrm>
+                      <a:off x="0" y="0"/>
+                      <a:ext cx="1828800" cy="914400"/>
+                    </a:xfrm>
+                    <a:prstGeom prst="rect">
+                      <a:avLst/>
+                    </a:prstGeom>
+                  </pic:spPr>
+                </pic:pic>
+              </a:graphicData>
+            </a:graphic>
+          </wp:inline>
+        </w:drawing>
+      </w:r>
+    </w:p>
+    <w:p>
+      <w:pPr>
+        <w:pStyle w:val="Heading2"/>
+      </w:pPr>
+      <w:r>
+        <w:t xml:space="preserve">Case 70: an SVG with no text</w:t>
+      </w:r>
+    </w:p>
+    <w:p>
+      <w:r>
+        <w:t xml:space="preserve">No text element: </w:t>
+      </w:r>
+      <w:r>
+        <w:drawing>
+          <wp:inline distT="0" distB="0" distL="0" distR="0">
+            <wp:extent cx="1828800" cy="914400"/>
+            <wp:effectExtent l="0" t="0" r="0" b="0"/>
+            <wp:docPr id="14" name="Picture 14" descr="SVG70_DESCR"/>
+            <wp:cNvGraphicFramePr>
+              <a:graphicFrameLocks noChangeAspect="1"/>
+            </wp:cNvGraphicFramePr>
+            <a:graphic>
+              <a:graphicData uri="http://schemas.openxmlformats.org/drawingml/2006/picture">
+                <pic:pic>
+                  <pic:nvPicPr>
+                    <pic:cNvPr id="0" name="Picture 14"/>
+                    <pic:cNvPicPr/>
+                  </pic:nvPicPr>
+                  <pic:blipFill>
+                    <a:blip r:embed="rId28"/>
+                    <a:stretch>
+                      <a:fillRect/>
+                    </a:stretch>
+                  </pic:blipFill>
+                  <pic:spPr>
+                    <a:xfrm>
+                      <a:off x="0" y="0"/>
+                      <a:ext cx="1828800" cy="914400"/>
+                    </a:xfrm>
+                    <a:prstGeom prst="rect">
+                      <a:avLst/>
+                    </a:prstGeom>
+                  </pic:spPr>
+                </pic:pic>
+              </a:graphicData>
+            </a:graphic>
+          </wp:inline>
+        </w:drawing>
+      </w:r>
+    </w:p>
+    <w:p>
+      <w:pPr>
+        <w:pStyle w:val="Heading2"/>
+      </w:pPr>
+      <w:r>
+        <w:t xml:space="preserve">Case 71: an SVG picture in the header the section uses</w:t>
+      </w:r>
+    </w:p>
+    <w:p>
+      <w:r>
+        <w:t xml:space="preserve">The picture is in the header the section uses, after its watermark.</w:t>
+      </w:r>
+    </w:p>
+    <w:p>
+      <w:pPr>
+        <w:pStyle w:val="Heading2"/>
+      </w:pPr>
+      <w:r>
+        <w:t xml:space="preserve">Case 72: a WMF picture through VML: text in two character sets, through the object table</w:t>
+      </w:r>
+    </w:p>
+    <w:p>
+      <w:r>
+        <w:t xml:space="preserve">WMF (v:imagedata): </w:t>
+      </w:r>
+      <w:r>
+        <w:pict>
+          <v:shapetype id="_x0000_t75" coordsize="21600,21600" o:spt="75" o:preferrelative="t" path="m@4@5l@4@11@9@11@9@5xe" filled="f" stroked="f">
+            <v:stroke joinstyle="miter"/>
+            <v:formulas>
+              <v:f eqn="if lineDrawn pixelLineWidth 0"/>
+              <v:f eqn="sum @0 1 0"/>
+              <v:f eqn="sum 0 0 @1"/>
+              <v:f eqn="prod @2 1 2"/>
+              <v:f eqn="prod @3 21600 pixelWidth"/>
+              <v:f eqn="prod @3 21600 pixelHeight"/>
+              <v:f eqn="sum @0 0 1"/>
+              <v:f eqn="prod @6 1 2"/>
+              <v:f eqn="prod @7 21600 pixelWidth"/>
+              <v:f eqn="sum @8 21600 0"/>
+              <v:f eqn="prod @7 21600 pixelHeight"/>
+              <v:f eqn="sum @10 21600 0"/>
+            </v:formulas>
+            <v:path o:extrusionok="f" gradientshapeok="t" o:connecttype="rect"/>
+            <o:lock v:ext="edit" aspectratio="t"/>
+          </v:shapetype>
+          <v:shape id="_x0000_i1027" type="#_x0000_t75" style="width:144pt;height:72pt">
+            <v:imagedata r:id="rId29" o:title=""/>
+          </v:shape>
+        </w:pict>
+      </w:r>
+    </w:p>
+    <w:p>
+      <w:pPr>
+        <w:pStyle w:val="Heading2"/>
+      </w:pPr>
+      <w:r>
+        <w:t xml:space="preserve">Case 73: an EMF picture: UTF-16 and ANSI text records, a glyph-index record, a stock font</w:t>
+      </w:r>
+    </w:p>
+    <w:p>
+      <w:r>
+        <w:t xml:space="preserve">EMF (a:blip): </w:t>
+      </w:r>
+      <w:r>
+        <w:drawing>
+          <wp:inline distT="0" distB="0" distL="0" distR="0">
+            <wp:extent cx="1828800" cy="914400"/>
+            <wp:effectExtent l="0" t="0" r="0" b="0"/>
+            <wp:docPr id="16" name="Picture 16" descr="EMF73_DESCR"/>
+            <wp:cNvGraphicFramePr>
+              <a:graphicFrameLocks noChangeAspect="1"/>
+            </wp:cNvGraphicFramePr>
+            <a:graphic>
+              <a:graphicData uri="http://schemas.openxmlformats.org/drawingml/2006/picture">
+                <pic:pic>
+                  <pic:nvPicPr>
+                    <pic:cNvPr id="0" name="Picture 16"/>
+                    <pic:cNvPicPr/>
+                  </pic:nvPicPr>
+                  <pic:blipFill>
+                    <a:blip r:embed="rId30"/>
+                    <a:stretch>
+                      <a:fillRect/>
+                    </a:stretch>
+                  </pic:blipFill>
+                  <pic:spPr>
+                    <a:xfrm>
+                      <a:off x="0" y="0"/>
+                      <a:ext cx="1828800" cy="914400"/>
+                    </a:xfrm>
+                    <a:prstGeom prst="rect">
+                      <a:avLst/>
+                    </a:prstGeom>
+                  </pic:spPr>
+                </pic:pic>
+              </a:graphicData>
+            </a:graphic>
+          </wp:inline>
+        </w:drawing>
+      </w:r>
+    </w:p>
+    <w:p>
+      <w:pPr>
+        <w:pStyle w:val="Heading2"/>
+      </w:pPr>
+      <w:r>
+        <w:t xml:space="preserve">Case 74: an EMF+ dual file from Windows (Apache POI"s test data): the GDI records carry the text</w:t>
+      </w:r>
+    </w:p>
+    <w:p>
+      <w:r>
+        <w:t xml:space="preserve">EMF+ dual (a:blip): </w:t>
+      </w:r>
+      <w:r>
+        <w:drawing>
+          <wp:inline distT="0" distB="0" distL="0" distR="0">
+            <wp:extent cx="1828800" cy="914400"/>
+            <wp:effectExtent l="0" t="0" r="0" b="0"/>
+            <wp:docPr id="17" name="Picture 17" descr="EMF74_DESCR"/>
+            <wp:cNvGraphicFramePr>
+              <a:graphicFrameLocks noChangeAspect="1"/>
+            </wp:cNvGraphicFramePr>
+            <a:graphic>
+              <a:graphicData uri="http://schemas.openxmlformats.org/drawingml/2006/picture">
+                <pic:pic>
+                  <pic:nvPicPr>
+                    <pic:cNvPr id="0" name="Picture 17"/>
+                    <pic:cNvPicPr/>
+                  </pic:nvPicPr>
+                  <pic:blipFill>
+                    <a:blip r:embed="rId31"/>
+                    <a:stretch>
+                      <a:fillRect/>
+                    </a:stretch>
+                  </pic:blipFill>
+                  <pic:spPr>
+                    <a:xfrm>
+                      <a:off x="0" y="0"/>
+                      <a:ext cx="1828800" cy="914400"/>
+                    </a:xfrm>
+                    <a:prstGeom prst="rect">
+                      <a:avLst/>
+                    </a:prstGeom>
+                  </pic:spPr>
+                </pic:pic>
+              </a:graphicData>
+            </a:graphic>
+          </wp:inline>
+        </w:drawing>
+      </w:r>
+    </w:p>
     <w:sectPr>
       <w:headerReference w:type="default" r:id="rId5"/>
       <w:pgSz w:w="11906" w:h="16838"/>
@@ -1475,7 +1829,7 @@
       <mc:AlternateContent>
         <mc:Choice Requires="wps">
           <w:drawing>
-            <wp:anchor distT="0" distB="0" distL="114300" distR="114300" simplePos="0" relativeHeight="251658251" behindDoc="0" locked="0" layoutInCell="1" allowOverlap="1">
+            <wp:anchor distT="0" distB="0" distL="114300" distR="114300" simplePos="0" relativeHeight="251658258" behindDoc="0" locked="0" layoutInCell="1" allowOverlap="1">
               <wp:simplePos x="0" y="0"/>
               <wp:positionH relativeFrom="page">
                 <wp:posOffset>8000000</wp:posOffset>
@@ -1486,7 +1840,7 @@
               <wp:extent cx="1828800" cy="457200"/>
               <wp:effectExtent l="0" t="0" r="0" b="0"/>
               <wp:wrapNone/>
-              <wp:docPr id="11" name="Text Box 11"/>
+              <wp:docPr id="18" name="Text Box 18"/>
               <wp:cNvGraphicFramePr/>
               <a:graphic>
                 <a:graphicData uri="http://schemas.microsoft.com/office/word/2010/wordprocessingShape">
@@ -1570,12 +1924,54 @@
           </v:handles>
           <o:lock v:ext="edit" text="t" shapetype="t"/>
         </v:shapetype>
-        <v:shape id="PowerPlusWaterMarkObject1027" o:spid="_x0000_s1027" type="#_x0000_t136" style="position:absolute;margin-left:0;margin-top:0;width:412pt;height:103pt;rotation:315;z-index:-251657216;mso-position-horizontal:center;mso-position-horizontal-relative:margin;mso-position-vertical:center;mso-position-vertical-relative:margin" o:allowincell="f" fillcolor="silver" stroked="f">
+        <v:shape id="PowerPlusWaterMarkObject1028" o:spid="_x0000_s1028" type="#_x0000_t136" style="position:absolute;margin-left:0;margin-top:0;width:412pt;height:103pt;rotation:315;z-index:-251657216;mso-position-horizontal:center;mso-position-horizontal-relative:margin;mso-position-vertical:center;mso-position-vertical-relative:margin" o:allowincell="f" fillcolor="silver" stroked="f">
           <v:fill opacity=".5"/>
           <v:textpath style="font-family:&quot;Calibri&quot;;font-size:1pt" string="WMK63_WATERMARK"/>
           <w10:wrap anchorx="margin" anchory="margin"/>
         </v:shape>
       </w:pict>
+    </w:r>
+  </w:p>
+  <w:p>
+    <w:r>
+      <w:t xml:space="preserve">Header picture: </w:t>
+    </w:r>
+    <w:r>
+      <w:drawing>
+        <wp:inline distT="0" distB="0" distL="0" distR="0">
+          <wp:extent cx="1828800" cy="914400"/>
+          <wp:effectExtent l="0" t="0" r="0" b="0"/>
+          <wp:docPr id="15" name="Picture 15" descr="a header picture"/>
+          <wp:cNvGraphicFramePr>
+            <a:graphicFrameLocks noChangeAspect="1"/>
+          </wp:cNvGraphicFramePr>
+          <a:graphic>
+            <a:graphicData uri="http://schemas.openxmlformats.org/drawingml/2006/picture">
+              <pic:pic>
+                <pic:nvPicPr>
+                  <pic:cNvPr id="0" name="Picture 15"/>
+                  <pic:cNvPicPr/>
+                </pic:nvPicPr>
+                <pic:blipFill>
+                  <a:blip r:embed="rId1"/>
+                  <a:stretch>
+                    <a:fillRect/>
+                  </a:stretch>
+                </pic:blipFill>
+                <pic:spPr>
+                  <a:xfrm>
+                    <a:off x="0" y="0"/>
+                    <a:ext cx="1828800" cy="914400"/>
+                  </a:xfrm>
+                  <a:prstGeom prst="rect">
+                    <a:avLst/>
+                  </a:prstGeom>
+                </pic:spPr>
+              </pic:pic>
+            </a:graphicData>
+          </a:graphic>
+        </wp:inline>
+      </w:drawing>
     </w:r>
   </w:p>
 </w:hdr>

--- a/docx4j-core-tests/src/test/resources/text-extraction/phase0/extraction-probe-inspect.docx
+++ b/docx4j-core-tests/src/test/resources/text-extraction/phase0/extraction-probe-inspect.docx
@@ -8,7 +8,7 @@
         <w:pStyle w:val="Title"/>
       </w:pPr>
       <w:r>
-        <w:t xml:space="preserve">Text extraction probe, inspection cases (58 to 74)</w:t>
+        <w:t xml:space="preserve">Text extraction probe, inspection cases (58 to 82)</w:t>
       </w:r>
     </w:p>
     <w:p>
@@ -1707,10 +1707,197 @@
         </w:drawing>
       </w:r>
     </w:p>
+    <w:p>
+      <w:pPr>
+        <w:pStyle w:val="Heading2"/>
+      </w:pPr>
+      <w:r>
+        <w:t xml:space="preserve">Case 75: a paragraph indent and a spacing beyond 16 bits: Word wraps them</w:t>
+      </w:r>
+    </w:p>
+    <w:p>
+      <w:pPr>
+        <w:spacing w:before="65537"/>
+        <w:ind w:left="66256"/>
+      </w:pPr>
+      <w:r>
+        <w:t xml:space="preserve">RNG75_LEFT_BEFORE</w:t>
+      </w:r>
+    </w:p>
+    <w:p>
+      <w:pPr>
+        <w:pStyle w:val="Heading2"/>
+      </w:pPr>
+      <w:r>
+        <w:t xml:space="preserve">Case 76: table widths beyond 16 bits: a table width in fiftieths of a percent, a grid column, a cell width</w:t>
+      </w:r>
+    </w:p>
+    <w:tbl>
+      <w:tblPr>
+        <w:tblW w:w="65536" w:type="pct"/>
+      </w:tblPr>
+      <w:tblGrid>
+        <w:gridCol w:w="70000"/>
+      </w:tblGrid>
+      <w:tr>
+        <w:tc>
+          <w:tcPr>
+            <w:tcW w:w="70000" w:type="dxa"/>
+          </w:tcPr>
+          <w:p>
+            <w:r>
+              <w:t xml:space="preserve">RNG76_CELL</w:t>
+            </w:r>
+          </w:p>
+        </w:tc>
+      </w:tr>
+    </w:tbl>
+    <w:p>
+      <w:pPr>
+        <w:pStyle w:val="Heading2"/>
+      </w:pPr>
+      <w:r>
+        <w:t xml:space="preserve">Case 77: a tab stop beyond 16 bits: wrapped, then clamped to 22 inches</w:t>
+      </w:r>
+    </w:p>
+    <w:p>
+      <w:pPr>
+        <w:tabs>
+          <w:tab w:val="left" w:pos="32768"/>
+        </w:tabs>
+      </w:pPr>
+      <w:r>
+        <w:t xml:space="preserve">RNG77_TAB</w:t>
+      </w:r>
+    </w:p>
+    <w:p>
+      <w:pPr>
+        <w:pStyle w:val="Heading2"/>
+      </w:pPr>
+      <w:r>
+        <w:t xml:space="preserve">Case 78: a first-line indent and an exact line spacing beyond 16 bits: the wrap crosses to hanging and to atLeast</w:t>
+      </w:r>
+    </w:p>
+    <w:p>
+      <w:pPr>
+        <w:spacing w:line="65535" w:lineRule="exact"/>
+        <w:ind w:firstLine="65535"/>
+      </w:pPr>
+      <w:r>
+        <w:t xml:space="preserve">RNG78_FIRSTLINE_LINE</w:t>
+      </w:r>
+    </w:p>
+    <w:p>
+      <w:pPr>
+        <w:pStyle w:val="Heading2"/>
+      </w:pPr>
+      <w:r>
+        <w:t xml:space="preserve">Case 79: a row height, a border and a text scale beyond their widths: the sign rule, 8 and 5 bits, 16 bits</w:t>
+      </w:r>
+    </w:p>
+    <w:tbl>
+      <w:tblPr>
+        <w:tblW w:w="0" w:type="auto"/>
+      </w:tblPr>
+      <w:tblGrid>
+        <w:gridCol w:w="4000"/>
+      </w:tblGrid>
+      <w:tr>
+        <w:trPr>
+          <w:trHeight w:val="65537" w:hRule="exact"/>
+        </w:trPr>
+        <w:tc>
+          <w:tcPr>
+            <w:tcW w:w="4000" w:type="dxa"/>
+          </w:tcPr>
+          <w:p>
+            <w:r>
+              <w:t xml:space="preserve">RNG79_ROW</w:t>
+            </w:r>
+          </w:p>
+        </w:tc>
+      </w:tr>
+    </w:tbl>
+    <w:p>
+      <w:pPr>
+        <w:pBdr>
+          <w:top w:val="single" w:sz="256" w:space="32" w:color="auto"/>
+        </w:pBdr>
+      </w:pPr>
+      <w:r>
+        <w:t xml:space="preserve">RNG79_BORDER</w:t>
+      </w:r>
+    </w:p>
+    <w:p>
+      <w:r>
+        <w:rPr>
+          <w:w w:val="65636"/>
+        </w:rPr>
+        <w:t xml:space="preserve">RNG79_SCALE</w:t>
+      </w:r>
+    </w:p>
+    <w:p>
+      <w:pPr>
+        <w:pStyle w:val="Heading2"/>
+      </w:pPr>
+      <w:r>
+        <w:t xml:space="preserve">Case 80: the same wrap in a style and in a setting: styles.xml and settings.xml are checked</w:t>
+      </w:r>
+    </w:p>
+    <w:p>
+      <w:pPr>
+        <w:pStyle w:val="ProbeWide"/>
+      </w:pPr>
+      <w:r>
+        <w:t xml:space="preserve">RNG80_STYLE</w:t>
+      </w:r>
+    </w:p>
+    <w:p>
+      <w:pPr>
+        <w:pStyle w:val="Heading2"/>
+      </w:pPr>
+      <w:r>
+        <w:t xml:space="preserve">Case 81: the same wrap in the header the section uses and in an unselected Fallback</w:t>
+      </w:r>
+    </w:p>
+    <w:p>
+      <w:r>
+        <w:t xml:space="preserve">RNG81_HERE </w:t>
+      </w:r>
+      <mc:AlternateContent>
+        <mc:Choice Requires="w14">
+          <w:r>
+            <w:t xml:space="preserve">RNG81_CHOICE </w:t>
+          </w:r>
+        </mc:Choice>
+        <mc:Fallback>
+          <w:r>
+            <w:rPr>
+              <w:spacing w:val="65537"/>
+            </w:rPr>
+            <w:t xml:space="preserve">RNG81_FALLBACK</w:t>
+          </w:r>
+        </mc:Fallback>
+      </mc:AlternateContent>
+    </w:p>
+    <w:p>
+      <w:pPr>
+        <w:pStyle w:val="Heading2"/>
+      </w:pPr>
+      <w:r>
+        <w:t xml:space="preserve">Case 82: a page number start beyond 32 bits on the body"s section</w:t>
+      </w:r>
+    </w:p>
+    <w:p>
+      <w:r>
+        <w:t xml:space="preserve">RNG82_SECTION</w:t>
+      </w:r>
+    </w:p>
     <w:sectPr>
       <w:headerReference w:type="default" r:id="rId5"/>
       <w:pgSz w:w="11906" w:h="16838"/>
       <w:pgMar w:top="1440" w:right="1440" w:bottom="1440" w:left="1440" w:header="708" w:footer="708" w:gutter="0"/>
+      <w:pgNumType w:start="4294967295"/>
       <w:cols w:space="708"/>
     </w:sectPr>
   </w:body>
@@ -1972,6 +2159,14 @@
           </a:graphic>
         </wp:inline>
       </w:drawing>
+    </w:r>
+  </w:p>
+  <w:p>
+    <w:pPr>
+      <w:ind w:right="66976"/>
+    </w:pPr>
+    <w:r>
+      <w:t xml:space="preserve">RNG81_HEADER</w:t>
     </w:r>
   </w:p>
 </w:hdr>
@@ -2227,6 +2422,13 @@
       <w:shd w:val="clear" w:color="auto" w:fill="1F3864"/>
     </w:tcPr>
   </w:style>
+  <w:style w:type="paragraph" w:styleId="ProbeWide">
+    <w:name w:val="Probe Wide"/>
+    <w:basedOn w:val="Normal"/>
+    <w:pPr>
+      <w:ind w:left="66256"/>
+    </w:pPr>
+  </w:style>
 </w:styles>
 </file>
 
@@ -2256,7 +2458,7 @@
 </file>
 
 <file path=word/theme/theme1.xml><?xml version="1.0" encoding="utf-8"?>
-<a:theme xmlns:w="http://schemas.openxmlformats.org/wordprocessingml/2006/main" xmlns:r="http://schemas.openxmlformats.org/officeDocument/2006/relationships" xmlns:w14="http://schemas.microsoft.com/office/word/2010/wordml" xmlns:w16du="http://schemas.microsoft.com/office/word/2023/wordml/word16du" xmlns:w16sdtdh="http://schemas.microsoft.com/office/word/2020/wordml/sdtdatahash" xmlns:w15="http://schemas.microsoft.com/office/word/2012/wordml" xmlns:w16sdtfl="http://schemas.microsoft.com/office/word/2024/wordml/sdtformatlock" xmlns:w16se="http://schemas.microsoft.com/office/word/2015/wordml/symex" xmlns:m="http://schemas.openxmlformats.org/officeDocument/2006/math" xmlns:a="http://schemas.openxmlformats.org/drawingml/2006/main" xmlns:wp="http://schemas.openxmlformats.org/drawingml/2006/wordprocessingDrawing" xmlns:wp14="http://schemas.microsoft.com/office/word/2010/wordprocessingDrawing" xmlns:mc="http://schemas.openxmlformats.org/markup-compatibility/2006" xmlns:a14="http://schemas.microsoft.com/office/drawing/2010/main" xmlns:w16cid="http://schemas.microsoft.com/office/word/2016/wordml/cid" xmlns:sl="http://schemas.openxmlformats.org/schemaLibrary/2006/main" xmlns:wne="http://schemas.microsoft.com/office/word/2006/wordml" xmlns:c="http://schemas.openxmlformats.org/drawingml/2006/chart" xmlns:cdr="http://schemas.openxmlformats.org/drawingml/2006/chartDrawing" xmlns:c14="http://schemas.microsoft.com/office/drawing/2007/8/2/chart" xmlns:dgm="http://schemas.openxmlformats.org/drawingml/2006/diagram" xmlns:pic="http://schemas.openxmlformats.org/drawingml/2006/picture" xmlns:xdr="http://schemas.openxmlformats.org/drawingml/2006/spreadsheetDrawing" xmlns:dsp="http://schemas.microsoft.com/office/drawing/2008/diagram" xmlns:o="urn:schemas-microsoft-com:office:office" xmlns:v="urn:schemas-microsoft-com:vml" xmlns:w10="urn:schemas-microsoft-com:office:word" xmlns:xvml="urn:schemas-microsoft-com:office:excel" xmlns:pvml="urn:schemas-microsoft-com:office:powerpoint" xmlns:cppr="http://schemas.microsoft.com/office/2006/coverPageProps" xmlns:odx="http://opendope.org/xpaths" xmlns:odc="http://opendope.org/conditions" xmlns:odq="http://opendope.org/questions" xmlns:oda="http://opendope.org/answers" xmlns:odi="http://opendope.org/components" xmlns:odgm="http://opendope.org/SmartArt/DataHierarchy" xmlns:b="http://schemas.openxmlformats.org/officeDocument/2006/bibliography" xmlns:msink="http://schemas.microsoft.com/ink/2010/main" xmlns:cdr14="http://schemas.microsoft.com/office/drawing/2010/chartDrawing" xmlns:c15="http://schemas.microsoft.com/office/drawing/2012/chart" xmlns:cs="http://schemas.microsoft.com/office/drawing/2012/chartStyle" xmlns:ns43="http://www.w3.org/1998/Math/MathML" xmlns:ns44="http://www.w3.org/2003/InkML" xmlns:a13cmd="http://schemas.microsoft.com/office/drawing/2013/main/command" xmlns:cx="http://schemas.microsoft.com/office/drawing/2014/chartex" xmlns:c16="http://schemas.microsoft.com/office/drawing/2014/chart" xmlns:dgm1611="http://schemas.microsoft.com/office/drawing/2016/11/diagram" xmlns:c16r3="http://schemas.microsoft.com/office/drawing/2017/03/chart" xmlns:am3d="http://schemas.microsoft.com/office/drawing/2017/model3d" xmlns:an18="http://schemas.microsoft.com/office/drawing/2018/animation" xmlns:anam3d="http://schemas.microsoft.com/office/drawing/2018/animation/model3d" xmlns:iact="http://schemas.microsoft.com/office/powerpoint/2014/inkAction" xmlns:thm15="http://schemas.microsoft.com/office/thememl/2012/main" xmlns:wps="http://schemas.microsoft.com/office/word/2010/wordprocessingShape" xmlns:wpc="http://schemas.microsoft.com/office/word/2010/wordprocessingCanvas" xmlns:wpg="http://schemas.microsoft.com/office/word/2010/wordprocessingGroup" xmlns:w16="http://schemas.microsoft.com/office/word/2018/wordml" xmlns:w16cex="http://schemas.microsoft.com/office/word/2018/wordml/cex" xmlns:cei="http://schemas.microsoft.com/office/word/2026/wordml/cei" xmlns:wetp="http://schemas.microsoft.com/office/webextensions/taskpanes/2010/11" xmlns:we="http://schemas.microsoft.com/office/webextensions/webextension/2010/11" xmlns:comp="http://schemas.openxmlformats.org/drawingml/2006/compatibility" xmlns:lc="http://schemas.openxmlformats.org/drawingml/2006/lockedCanvas" xmlns:dgm14="http://schemas.microsoft.com/office/drawing/2010/diagram" xmlns:a15="http://schemas.microsoft.com/office/drawing/2012/main" xmlns:pic14="http://schemas.microsoft.com/office/drawing/2010/picture" xmlns:c16ac="http://schemas.microsoft.com/office/drawing/2014/chart/ac" xmlns:a16="http://schemas.microsoft.com/office/drawing/2014/main" xmlns:a1611="http://schemas.microsoft.com/office/drawing/2016/11/main" xmlns:dgm1612="http://schemas.microsoft.com/office/drawing/2016/12/diagram" xmlns:a16svg="http://schemas.microsoft.com/office/drawing/2016/SVG/main" xmlns:adec="http://schemas.microsoft.com/office/drawing/2017/decorative" xmlns:a18hc="http://schemas.microsoft.com/office/drawing/2018/hyperlinkcolor" xmlns:wp15="http://schemas.microsoft.com/office/word/2012/wordprocessingDrawing" name="Office Theme">
+<a:theme xmlns:w="http://schemas.openxmlformats.org/wordprocessingml/2006/main" xmlns:w16du="http://schemas.microsoft.com/office/word/2023/wordml/word16du" xmlns:w15="http://schemas.microsoft.com/office/word/2012/wordml" xmlns:w14="http://schemas.microsoft.com/office/word/2010/wordml" xmlns:r="http://schemas.openxmlformats.org/officeDocument/2006/relationships" xmlns:w16sdtdh="http://schemas.microsoft.com/office/word/2020/wordml/sdtdatahash" xmlns:w16sdtfl="http://schemas.microsoft.com/office/word/2024/wordml/sdtformatlock" xmlns:w16se="http://schemas.microsoft.com/office/word/2015/wordml/symex" xmlns:m="http://schemas.openxmlformats.org/officeDocument/2006/math" xmlns:a="http://schemas.openxmlformats.org/drawingml/2006/main" xmlns:wp="http://schemas.openxmlformats.org/drawingml/2006/wordprocessingDrawing" xmlns:wp14="http://schemas.microsoft.com/office/word/2010/wordprocessingDrawing" xmlns:mc="http://schemas.openxmlformats.org/markup-compatibility/2006" xmlns:a14="http://schemas.microsoft.com/office/drawing/2010/main" xmlns:w16cid="http://schemas.microsoft.com/office/word/2016/wordml/cid" xmlns:sl="http://schemas.openxmlformats.org/schemaLibrary/2006/main" xmlns:wne="http://schemas.microsoft.com/office/word/2006/wordml" xmlns:c="http://schemas.openxmlformats.org/drawingml/2006/chart" xmlns:cdr="http://schemas.openxmlformats.org/drawingml/2006/chartDrawing" xmlns:c14="http://schemas.microsoft.com/office/drawing/2007/8/2/chart" xmlns:dgm="http://schemas.openxmlformats.org/drawingml/2006/diagram" xmlns:pic="http://schemas.openxmlformats.org/drawingml/2006/picture" xmlns:xdr="http://schemas.openxmlformats.org/drawingml/2006/spreadsheetDrawing" xmlns:dsp="http://schemas.microsoft.com/office/drawing/2008/diagram" xmlns:o="urn:schemas-microsoft-com:office:office" xmlns:v="urn:schemas-microsoft-com:vml" xmlns:w10="urn:schemas-microsoft-com:office:word" xmlns:xvml="urn:schemas-microsoft-com:office:excel" xmlns:pvml="urn:schemas-microsoft-com:office:powerpoint" xmlns:cppr="http://schemas.microsoft.com/office/2006/coverPageProps" xmlns:odx="http://opendope.org/xpaths" xmlns:odc="http://opendope.org/conditions" xmlns:odq="http://opendope.org/questions" xmlns:oda="http://opendope.org/answers" xmlns:odi="http://opendope.org/components" xmlns:odgm="http://opendope.org/SmartArt/DataHierarchy" xmlns:b="http://schemas.openxmlformats.org/officeDocument/2006/bibliography" xmlns:msink="http://schemas.microsoft.com/ink/2010/main" xmlns:cdr14="http://schemas.microsoft.com/office/drawing/2010/chartDrawing" xmlns:c15="http://schemas.microsoft.com/office/drawing/2012/chart" xmlns:cs="http://schemas.microsoft.com/office/drawing/2012/chartStyle" xmlns:ns43="http://www.w3.org/1998/Math/MathML" xmlns:ns44="http://www.w3.org/2003/InkML" xmlns:a13cmd="http://schemas.microsoft.com/office/drawing/2013/main/command" xmlns:cx="http://schemas.microsoft.com/office/drawing/2014/chartex" xmlns:c16="http://schemas.microsoft.com/office/drawing/2014/chart" xmlns:dgm1611="http://schemas.microsoft.com/office/drawing/2016/11/diagram" xmlns:c16r3="http://schemas.microsoft.com/office/drawing/2017/03/chart" xmlns:am3d="http://schemas.microsoft.com/office/drawing/2017/model3d" xmlns:an18="http://schemas.microsoft.com/office/drawing/2018/animation" xmlns:anam3d="http://schemas.microsoft.com/office/drawing/2018/animation/model3d" xmlns:iact="http://schemas.microsoft.com/office/powerpoint/2014/inkAction" xmlns:thm15="http://schemas.microsoft.com/office/thememl/2012/main" xmlns:wps="http://schemas.microsoft.com/office/word/2010/wordprocessingShape" xmlns:wpc="http://schemas.microsoft.com/office/word/2010/wordprocessingCanvas" xmlns:wpg="http://schemas.microsoft.com/office/word/2010/wordprocessingGroup" xmlns:w16="http://schemas.microsoft.com/office/word/2018/wordml" xmlns:w16cex="http://schemas.microsoft.com/office/word/2018/wordml/cex" xmlns:cei="http://schemas.microsoft.com/office/word/2026/wordml/cei" xmlns:wetp="http://schemas.microsoft.com/office/webextensions/taskpanes/2010/11" xmlns:we="http://schemas.microsoft.com/office/webextensions/webextension/2010/11" xmlns:comp="http://schemas.openxmlformats.org/drawingml/2006/compatibility" xmlns:lc="http://schemas.openxmlformats.org/drawingml/2006/lockedCanvas" xmlns:dgm14="http://schemas.microsoft.com/office/drawing/2010/diagram" xmlns:a15="http://schemas.microsoft.com/office/drawing/2012/main" xmlns:pic14="http://schemas.microsoft.com/office/drawing/2010/picture" xmlns:c16ac="http://schemas.microsoft.com/office/drawing/2014/chart/ac" xmlns:a16="http://schemas.microsoft.com/office/drawing/2014/main" xmlns:a1611="http://schemas.microsoft.com/office/drawing/2016/11/main" xmlns:dgm1612="http://schemas.microsoft.com/office/drawing/2016/12/diagram" xmlns:a16svg="http://schemas.microsoft.com/office/drawing/2016/SVG/main" xmlns:adec="http://schemas.microsoft.com/office/drawing/2017/decorative" xmlns:a18hc="http://schemas.microsoft.com/office/drawing/2018/hyperlinkcolor" xmlns:wp15="http://schemas.microsoft.com/office/word/2012/wordprocessingDrawing" name="Office Theme">
   <a:themeElements>
     <a:clrScheme name="Office">
       <a:dk1>
